--- a/Doc1.docx
+++ b/Doc1.docx
@@ -5,10 +5,10 @@
     <w:p>
       <w:r>
         <w:drawing>
-          <wp:inline distT="0" distB="0" distL="0" distR="0" wp14:anchorId="4F7DBDD0" wp14:editId="17BA2A04">
-            <wp:extent cx="5731510" cy="1463040"/>
-            <wp:effectExtent l="0" t="0" r="2540" b="3810"/>
-            <wp:docPr id="728553995" name="Picture 1"/>
+          <wp:inline distT="0" distB="0" distL="0" distR="0" wp14:anchorId="33084461" wp14:editId="2F86B836">
+            <wp:extent cx="5731510" cy="3548380"/>
+            <wp:effectExtent l="0" t="0" r="2540" b="0"/>
+            <wp:docPr id="1738449795" name="Picture 1"/>
             <wp:cNvGraphicFramePr>
               <a:graphicFrameLocks xmlns:a="http://schemas.openxmlformats.org/drawingml/2006/main" noChangeAspect="1"/>
             </wp:cNvGraphicFramePr>
@@ -16,7 +16,7 @@
               <a:graphicData uri="http://schemas.openxmlformats.org/drawingml/2006/picture">
                 <pic:pic xmlns:pic="http://schemas.openxmlformats.org/drawingml/2006/picture">
                   <pic:nvPicPr>
-                    <pic:cNvPr id="728553995" name=""/>
+                    <pic:cNvPr id="1738449795" name=""/>
                     <pic:cNvPicPr/>
                   </pic:nvPicPr>
                   <pic:blipFill>
@@ -28,7 +28,187 @@
                   <pic:spPr>
                     <a:xfrm>
                       <a:off x="0" y="0"/>
-                      <a:ext cx="5731510" cy="1463040"/>
+                      <a:ext cx="5731510" cy="3548380"/>
+                    </a:xfrm>
+                    <a:prstGeom prst="rect">
+                      <a:avLst/>
+                    </a:prstGeom>
+                  </pic:spPr>
+                </pic:pic>
+              </a:graphicData>
+            </a:graphic>
+          </wp:inline>
+        </w:drawing>
+      </w:r>
+    </w:p>
+    <w:p/>
+    <w:p/>
+    <w:p/>
+    <w:p/>
+    <w:p/>
+    <w:p/>
+    <w:p/>
+    <w:p/>
+    <w:p/>
+    <w:p/>
+    <w:p/>
+    <w:p/>
+    <w:p/>
+    <w:p/>
+    <w:p/>
+    <w:p/>
+    <w:p>
+      <w:r>
+        <w:lastRenderedPageBreak/>
+        <w:t>This has _rev_last_3_years show warning symbol and that is not measures that is colum</w:t>
+      </w:r>
+      <w:r>
+        <w:br/>
+      </w:r>
+      <w:r>
+        <w:drawing>
+          <wp:inline distT="0" distB="0" distL="0" distR="0" wp14:anchorId="3DCAA63A" wp14:editId="2257D1B8">
+            <wp:extent cx="2819400" cy="5229225"/>
+            <wp:effectExtent l="0" t="0" r="0" b="9525"/>
+            <wp:docPr id="111541285" name="Picture 1"/>
+            <wp:cNvGraphicFramePr>
+              <a:graphicFrameLocks xmlns:a="http://schemas.openxmlformats.org/drawingml/2006/main" noChangeAspect="1"/>
+            </wp:cNvGraphicFramePr>
+            <a:graphic xmlns:a="http://schemas.openxmlformats.org/drawingml/2006/main">
+              <a:graphicData uri="http://schemas.openxmlformats.org/drawingml/2006/picture">
+                <pic:pic xmlns:pic="http://schemas.openxmlformats.org/drawingml/2006/picture">
+                  <pic:nvPicPr>
+                    <pic:cNvPr id="111541285" name=""/>
+                    <pic:cNvPicPr/>
+                  </pic:nvPicPr>
+                  <pic:blipFill>
+                    <a:blip r:embed="rId5"/>
+                    <a:stretch>
+                      <a:fillRect/>
+                    </a:stretch>
+                  </pic:blipFill>
+                  <pic:spPr>
+                    <a:xfrm>
+                      <a:off x="0" y="0"/>
+                      <a:ext cx="2819400" cy="5229225"/>
+                    </a:xfrm>
+                    <a:prstGeom prst="rect">
+                      <a:avLst/>
+                    </a:prstGeom>
+                  </pic:spPr>
+                </pic:pic>
+              </a:graphicData>
+            </a:graphic>
+          </wp:inline>
+        </w:drawing>
+      </w:r>
+      <w:r>
+        <w:lastRenderedPageBreak/>
+        <w:drawing>
+          <wp:inline distT="0" distB="0" distL="0" distR="0" wp14:anchorId="79ED94DB" wp14:editId="1A18B349">
+            <wp:extent cx="5731510" cy="3745865"/>
+            <wp:effectExtent l="0" t="0" r="2540" b="6985"/>
+            <wp:docPr id="1952859298" name="Picture 1"/>
+            <wp:cNvGraphicFramePr>
+              <a:graphicFrameLocks xmlns:a="http://schemas.openxmlformats.org/drawingml/2006/main" noChangeAspect="1"/>
+            </wp:cNvGraphicFramePr>
+            <a:graphic xmlns:a="http://schemas.openxmlformats.org/drawingml/2006/main">
+              <a:graphicData uri="http://schemas.openxmlformats.org/drawingml/2006/picture">
+                <pic:pic xmlns:pic="http://schemas.openxmlformats.org/drawingml/2006/picture">
+                  <pic:nvPicPr>
+                    <pic:cNvPr id="1952859298" name=""/>
+                    <pic:cNvPicPr/>
+                  </pic:nvPicPr>
+                  <pic:blipFill>
+                    <a:blip r:embed="rId6"/>
+                    <a:stretch>
+                      <a:fillRect/>
+                    </a:stretch>
+                  </pic:blipFill>
+                  <pic:spPr>
+                    <a:xfrm>
+                      <a:off x="0" y="0"/>
+                      <a:ext cx="5731510" cy="3745865"/>
+                    </a:xfrm>
+                    <a:prstGeom prst="rect">
+                      <a:avLst/>
+                    </a:prstGeom>
+                  </pic:spPr>
+                </pic:pic>
+              </a:graphicData>
+            </a:graphic>
+          </wp:inline>
+        </w:drawing>
+      </w:r>
+    </w:p>
+    <w:p>
+      <w:r>
+        <w:lastRenderedPageBreak/>
+        <w:t>This is from coms report</w:t>
+      </w:r>
+      <w:r>
+        <w:drawing>
+          <wp:inline distT="0" distB="0" distL="0" distR="0" wp14:anchorId="35BD20EF" wp14:editId="7C64CA62">
+            <wp:extent cx="5731510" cy="3469005"/>
+            <wp:effectExtent l="0" t="0" r="2540" b="0"/>
+            <wp:docPr id="1721931820" name="Picture 1"/>
+            <wp:cNvGraphicFramePr>
+              <a:graphicFrameLocks xmlns:a="http://schemas.openxmlformats.org/drawingml/2006/main" noChangeAspect="1"/>
+            </wp:cNvGraphicFramePr>
+            <a:graphic xmlns:a="http://schemas.openxmlformats.org/drawingml/2006/main">
+              <a:graphicData uri="http://schemas.openxmlformats.org/drawingml/2006/picture">
+                <pic:pic xmlns:pic="http://schemas.openxmlformats.org/drawingml/2006/picture">
+                  <pic:nvPicPr>
+                    <pic:cNvPr id="1721931820" name=""/>
+                    <pic:cNvPicPr/>
+                  </pic:nvPicPr>
+                  <pic:blipFill>
+                    <a:blip r:embed="rId7"/>
+                    <a:stretch>
+                      <a:fillRect/>
+                    </a:stretch>
+                  </pic:blipFill>
+                  <pic:spPr>
+                    <a:xfrm>
+                      <a:off x="0" y="0"/>
+                      <a:ext cx="5731510" cy="3469005"/>
+                    </a:xfrm>
+                    <a:prstGeom prst="rect">
+                      <a:avLst/>
+                    </a:prstGeom>
+                  </pic:spPr>
+                </pic:pic>
+              </a:graphicData>
+            </a:graphic>
+          </wp:inline>
+        </w:drawing>
+      </w:r>
+      <w:r>
+        <w:drawing>
+          <wp:inline distT="0" distB="0" distL="0" distR="0" wp14:anchorId="349AF205" wp14:editId="4D559337">
+            <wp:extent cx="5731510" cy="2710815"/>
+            <wp:effectExtent l="0" t="0" r="2540" b="0"/>
+            <wp:docPr id="172686232" name="Picture 1"/>
+            <wp:cNvGraphicFramePr>
+              <a:graphicFrameLocks xmlns:a="http://schemas.openxmlformats.org/drawingml/2006/main" noChangeAspect="1"/>
+            </wp:cNvGraphicFramePr>
+            <a:graphic xmlns:a="http://schemas.openxmlformats.org/drawingml/2006/main">
+              <a:graphicData uri="http://schemas.openxmlformats.org/drawingml/2006/picture">
+                <pic:pic xmlns:pic="http://schemas.openxmlformats.org/drawingml/2006/picture">
+                  <pic:nvPicPr>
+                    <pic:cNvPr id="172686232" name=""/>
+                    <pic:cNvPicPr/>
+                  </pic:nvPicPr>
+                  <pic:blipFill>
+                    <a:blip r:embed="rId8"/>
+                    <a:stretch>
+                      <a:fillRect/>
+                    </a:stretch>
+                  </pic:blipFill>
+                  <pic:spPr>
+                    <a:xfrm>
+                      <a:off x="0" y="0"/>
+                      <a:ext cx="5731510" cy="2710815"/>
                     </a:xfrm>
                     <a:prstGeom prst="rect">
                       <a:avLst/>
@@ -42,6 +222,49 @@
       </w:r>
       <w:r>
         <w:t xml:space="preserve"> </w:t>
+      </w:r>
+    </w:p>
+    <w:p>
+      <w:r>
+        <w:lastRenderedPageBreak/>
+        <w:t xml:space="preserve">See this warining symbol when I click this this shows like this field is deleted but when I clik visualization y axis that shows correct _measure table </w:t>
+      </w:r>
+      <w:r>
+        <w:drawing>
+          <wp:inline distT="0" distB="0" distL="0" distR="0" wp14:anchorId="52998716" wp14:editId="2050BC6F">
+            <wp:extent cx="5731510" cy="3743960"/>
+            <wp:effectExtent l="0" t="0" r="2540" b="8890"/>
+            <wp:docPr id="883354223" name="Picture 1"/>
+            <wp:cNvGraphicFramePr>
+              <a:graphicFrameLocks xmlns:a="http://schemas.openxmlformats.org/drawingml/2006/main" noChangeAspect="1"/>
+            </wp:cNvGraphicFramePr>
+            <a:graphic xmlns:a="http://schemas.openxmlformats.org/drawingml/2006/main">
+              <a:graphicData uri="http://schemas.openxmlformats.org/drawingml/2006/picture">
+                <pic:pic xmlns:pic="http://schemas.openxmlformats.org/drawingml/2006/picture">
+                  <pic:nvPicPr>
+                    <pic:cNvPr id="883354223" name=""/>
+                    <pic:cNvPicPr/>
+                  </pic:nvPicPr>
+                  <pic:blipFill>
+                    <a:blip r:embed="rId9"/>
+                    <a:stretch>
+                      <a:fillRect/>
+                    </a:stretch>
+                  </pic:blipFill>
+                  <pic:spPr>
+                    <a:xfrm>
+                      <a:off x="0" y="0"/>
+                      <a:ext cx="5731510" cy="3743960"/>
+                    </a:xfrm>
+                    <a:prstGeom prst="rect">
+                      <a:avLst/>
+                    </a:prstGeom>
+                  </pic:spPr>
+                </pic:pic>
+              </a:graphicData>
+            </a:graphic>
+          </wp:inline>
+        </w:drawing>
       </w:r>
     </w:p>
     <w:sectPr>
